--- a/CÔNG TY PERFECT VENUS/PerfectVenus_ThayDoiThanhVien_DDPL/PerfectVenus_ThayDoiThanhVien/PerfectVenus_uyquyen.docx
+++ b/CÔNG TY PERFECT VENUS/PerfectVenus_ThayDoiThanhVien_DDPL/PerfectVenus_ThayDoiThanhVien/PerfectVenus_uyquyen.docx
@@ -239,7 +239,6 @@
         </w:rPr>
         <w:t> </w:t>
       </w:r>
-      <w:bookmarkStart w:id="0" w:name="_GoBack"/>
       <w:r>
         <w:rPr>
           <w:rFonts w:ascii="Times New Roman" w:eastAsia="Times New Roman" w:hAnsi="Times New Roman" w:cs="Times New Roman"/>
@@ -251,7 +250,6 @@
         </w:rPr>
         <w:t>CÔNG TY TNHH PERFECT VENUS</w:t>
       </w:r>
-      <w:bookmarkEnd w:id="0"/>
     </w:p>
     <w:p>
       <w:pPr>
@@ -305,7 +303,7 @@
           <w:szCs w:val="24"/>
           <w:shd w:val="clear" w:color="auto" w:fill="FFFFFF"/>
         </w:rPr>
-        <w:t>3702912027</w:t>
+        <w:t>3703150741</w:t>
       </w:r>
     </w:p>
     <w:p>
@@ -537,36 +535,18 @@
         </w:rPr>
         <w:t xml:space="preserve">Email: </w:t>
       </w:r>
-      <w:r>
-        <w:rPr>
-          <w:rFonts w:ascii="Times New Roman" w:hAnsi="Times New Roman" w:cs="Times New Roman"/>
-          <w:color w:val="000000"/>
-          <w:sz w:val="24"/>
-          <w:szCs w:val="24"/>
-          <w:lang w:eastAsia="zh-CN"/>
-        </w:rPr>
-        <w:t>congty</w:t>
-      </w:r>
-      <w:r>
-        <w:rPr>
-          <w:rFonts w:ascii="Times New Roman" w:hAnsi="Times New Roman" w:cs="Times New Roman"/>
-          <w:color w:val="000000"/>
-          <w:sz w:val="24"/>
-          <w:szCs w:val="24"/>
-          <w:lang w:eastAsia="zh-CN"/>
-        </w:rPr>
-        <w:t>venus</w:t>
-      </w:r>
-      <w:r>
-        <w:rPr>
-          <w:rFonts w:ascii="Times New Roman" w:hAnsi="Times New Roman" w:cs="Times New Roman"/>
-          <w:color w:val="000000"/>
-          <w:sz w:val="24"/>
-          <w:szCs w:val="24"/>
-          <w:lang w:eastAsia="zh-CN"/>
-        </w:rPr>
-        <w:t>@gmail.com</w:t>
-      </w:r>
+      <w:hyperlink r:id="rId8" w:history="1">
+        <w:r>
+          <w:rPr>
+            <w:rFonts w:ascii="Calibri" w:eastAsia="Calibri" w:hAnsi="Calibri" w:cs="Times New Roman"/>
+            <w:color w:val="0563C1"/>
+            <w:u w:val="single"/>
+          </w:rPr>
+          <w:t>congtyperfectvenus@gmail.com</w:t>
+        </w:r>
+      </w:hyperlink>
+      <w:bookmarkStart w:id="0" w:name="_GoBack"/>
+      <w:bookmarkEnd w:id="0"/>
     </w:p>
     <w:p>
       <w:pPr>
@@ -785,7 +765,7 @@
         </w:rPr>
         <w:t xml:space="preserve">    Email: </w:t>
       </w:r>
-      <w:hyperlink r:id="rId8" w:history="1">
+      <w:hyperlink r:id="rId9" w:history="1">
         <w:r>
           <w:rPr>
             <w:rStyle w:val="Hyperlink"/>

--- a/CÔNG TY PERFECT VENUS/PerfectVenus_ThayDoiThanhVien_DDPL/PerfectVenus_ThayDoiThanhVien/PerfectVenus_uyquyen.docx
+++ b/CÔNG TY PERFECT VENUS/PerfectVenus_ThayDoiThanhVien_DDPL/PerfectVenus_ThayDoiThanhVien/PerfectVenus_uyquyen.docx
@@ -525,6 +525,7 @@
           <w:lang w:eastAsia="zh-CN"/>
         </w:rPr>
       </w:pPr>
+      <w:bookmarkStart w:id="0" w:name="_GoBack"/>
       <w:r>
         <w:rPr>
           <w:rFonts w:ascii="Times New Roman" w:hAnsi="Times New Roman" w:cs="Times New Roman"/>
@@ -535,19 +536,16 @@
         </w:rPr>
         <w:t xml:space="preserve">Email: </w:t>
       </w:r>
-      <w:hyperlink r:id="rId8" w:history="1">
-        <w:r>
-          <w:rPr>
-            <w:rFonts w:ascii="Calibri" w:eastAsia="Calibri" w:hAnsi="Calibri" w:cs="Times New Roman"/>
-            <w:color w:val="0563C1"/>
-            <w:u w:val="single"/>
-          </w:rPr>
-          <w:t>congtyperfectvenus@gmail.com</w:t>
-        </w:r>
-      </w:hyperlink>
-      <w:bookmarkStart w:id="0" w:name="_GoBack"/>
-      <w:bookmarkEnd w:id="0"/>
-    </w:p>
+      <w:r>
+        <w:rPr>
+          <w:rFonts w:ascii="Times New Roman" w:hAnsi="Times New Roman" w:cs="Times New Roman"/>
+          <w:sz w:val="24"/>
+          <w:szCs w:val="24"/>
+        </w:rPr>
+        <w:t>info@perfectvenus168.com</w:t>
+      </w:r>
+    </w:p>
+    <w:bookmarkEnd w:id="0"/>
     <w:p>
       <w:pPr>
         <w:rPr>
@@ -765,7 +763,7 @@
         </w:rPr>
         <w:t xml:space="preserve">    Email: </w:t>
       </w:r>
-      <w:hyperlink r:id="rId9" w:history="1">
+      <w:hyperlink r:id="rId8" w:history="1">
         <w:r>
           <w:rPr>
             <w:rStyle w:val="Hyperlink"/>
